--- a/files/임동호_이력서_자기소개서_경력기술서.docx
+++ b/files/임동호_이력서_자기소개서_경력기술서.docx
@@ -572,7 +572,7 @@
           </w:tcPr>
           <w:p>
             <w:r>
-              <w:t>[확인] · 2026.08</w:t>
+              <w:t>2026.08</w:t>
             </w:r>
           </w:p>
         </w:tc>
@@ -594,7 +594,7 @@
           </w:tcPr>
           <w:p>
             <w:r>
-              <w:t>9번 · 2026.08–10</w:t>
+              <w:t>2026.08–10</w:t>
             </w:r>
           </w:p>
         </w:tc>
@@ -604,7 +604,7 @@
           </w:tcPr>
           <w:p>
             <w:r>
-              <w:t>아침·마무리 리추얼과 서사 문서</w:t>
+              <w:t>9번 아침·마무리 리추얼과 서사 문서</w:t>
             </w:r>
           </w:p>
         </w:tc>
@@ -616,7 +616,7 @@
           </w:tcPr>
           <w:p>
             <w:r>
-              <w:t>[확인] · 2026.09</w:t>
+              <w:t>2026.09</w:t>
             </w:r>
           </w:p>
         </w:tc>
@@ -638,7 +638,7 @@
           </w:tcPr>
           <w:p>
             <w:r>
-              <w:t>[확인] · 2026.09</w:t>
+              <w:t>2026.09</w:t>
             </w:r>
           </w:p>
         </w:tc>
@@ -660,7 +660,7 @@
           </w:tcPr>
           <w:p>
             <w:r>
-              <w:t>10번 · 2026.10</w:t>
+              <w:t>2026.10</w:t>
             </w:r>
           </w:p>
         </w:tc>
@@ -670,7 +670,7 @@
           </w:tcPr>
           <w:p>
             <w:r>
-              <w:t>논문 「같은 화질에서 WebP·AVIF는 JPEG보다 얼마나 작은가」</w:t>
+              <w:t>10번 논문 「같은 화질에서 WebP·AVIF는 JPEG보다 얼마나 작은가」</w:t>
             </w:r>
           </w:p>
         </w:tc>
@@ -682,7 +682,7 @@
           </w:tcPr>
           <w:p>
             <w:r>
-              <w:t>11번 · 2026.10</w:t>
+              <w:t>2026.10</w:t>
             </w:r>
           </w:p>
         </w:tc>
@@ -692,7 +692,7 @@
           </w:tcPr>
           <w:p>
             <w:r>
-              <w:t>장편소설 「화면 뒤의 길」</w:t>
+              <w:t>11번 장편소설 「화면 뒤의 길」</w:t>
             </w:r>
           </w:p>
         </w:tc>
@@ -704,7 +704,7 @@
           </w:tcPr>
           <w:p>
             <w:r>
-              <w:t>[확인] · 2026.10</w:t>
+              <w:t>2026.10</w:t>
             </w:r>
           </w:p>
         </w:tc>
@@ -726,7 +726,7 @@
           </w:tcPr>
           <w:p>
             <w:r>
-              <w:t>[확인] · 2026.10</w:t>
+              <w:t>2026.10</w:t>
             </w:r>
           </w:p>
         </w:tc>
@@ -773,17 +773,17 @@
           <w:rFonts w:ascii="Malgun Gothic" w:hAnsi="Malgun Gothic" w:eastAsia="맑은 고딕"/>
           <w:color w:val="1F2328"/>
         </w:rPr>
-        <w:t>2022년 가을 지도가 사라진 오후</w:t>
+        <w:t>2015년 1학기 들통난 발표</w:t>
       </w:r>
     </w:p>
     <w:p>
       <w:r>
-        <w:t>2022년 가을, 고객사에 새 버전을 넘기기 두 주 전, 내가 고친 내비게이션 화면에서 지도 위 정보가 통째로 사라졌다.</w:t>
+        <w:t>2015년 대학 첫 학기, 나는 돌아가지 않는 코드를 출력만 맞춰 조별 발표에 냈다가 그 자리에서 들통났다.</w:t>
       </w:r>
     </w:p>
     <w:p>
       <w:r>
-        <w:t>긴급 회의에서 상황을 설명해 달라는 말에 나는 문장을 끝맺지 못했다. 겨우 나온 말은 "아직 모릅니다" 한마디였다. 2015년 대학 첫 학기, 돌아가지 않는 코드를 출력만 맞춰 냈다가 조별 발표에서 들통났던 날과 다르지 않았다. 나는 막히면 혼자 끌어안고 겉만 고치는 사람이었다. 그날도 혼자 남아 밤새 고쳐 두고, 아무 일 없었던 것처럼 넘어가고 싶었다.</w:t>
+        <w:t>막히면 묻지 않았다. 도와 달라고 말하는 순간 내가 모른다는 게 드러날 것 같았고, 설명하려 하면 말이 엉켰다. 그래서 혼자 붙들고 있다가 겉만 고쳐 두는 쪽을 택했다. 그 발표는 나 혼자의 실패로 끝나지 않고 조 전체의 결과가 되었다.</w:t>
       </w:r>
     </w:p>
     <w:p>
@@ -795,22 +795,22 @@
           <w:rFonts w:ascii="Malgun Gothic" w:hAnsi="Malgun Gothic" w:eastAsia="맑은 고딕"/>
           <w:color w:val="1F2328"/>
         </w:rPr>
-        <w:t>같은 날 오후 혼자 고치지 않기로 했다</w:t>
+        <w:t>2021–2023 혼자 고치지 않는 법</w:t>
       </w:r>
     </w:p>
     <w:p>
       <w:r>
-        <w:t>그 대신 공책을 펴고 적었다. "혼자 고치지 않는다. 아는 것과 모르는 것을 나눠서 말한다." 숨고 싶은 마음을 그 두 문장으로 붙잡았다.</w:t>
+        <w:t>2021년 4월, 나는 자동차 내비게이션을 만드는 회사에 들어갔다. 처음 보는 큰 코드 앞에서 첫 학기의 막막함이 다시 찾아왔다. 이번에는 모르는 것을 정리해서 물었고, 그렇게 익힌 화면 수정 순서를 가이드 문서로 남겼다.</w:t>
       </w:r>
     </w:p>
     <w:p>
       <w:r>
-        <w:t>사수에게 가서 아는 것 세 가지와 모르는 것 하나를 말했고, 팀 메신저 방을 열어 확인한 것과 확인할 것을 올렸다. QA와 지도 엔진 담당이 그 방에 들어왔다. 함께 로그를 따라간 끝에, 두 상태를 같이 봐야 할 조건문이 하나만 보고 있다는 걸 찾았다. 다음 날 아침 긴급 패치가 나갔다. 나는 이 실수를 사례로 넣어 화면 수정 가이드를 썼고, 2023년 봄에 들어온 신입은 그 가이드로 첫 단독 업무를 마쳤다. 그해 나는 대리가 되었다.</w:t>
+        <w:t>2023년 봄에 들어온 신입은 그 가이드로 첫 단독 업무를 마쳤다. 내가 혼자 끌어안던 것을 이제는 꺼내어 남에게 건넬 수 있게 된 것이다. 그해 나는 대리가 되었다.</w:t>
       </w:r>
     </w:p>
     <w:p>
       <w:r>
-        <w:t>습관은 한 번에 굳지 않았다. 2024년 5월, 3년 2개월 다닌 회사를 나온 뒤 나는 다시 말을 닫았다. 2024년 겨울, 공책에 '지금의 나'를 그리고 웹 개발 과정에 들어가 서버와 데이터베이스를 배웠고, 2025년 6월 정보처리기사와 SQLD에 합격했다. 2025년 7월 오픈소스 개발자대회 '알리온' 통합 회의에서는 원인을 알면서도 정리 없이 말해 회의를 맴돌게 했다. 다음 날 나는 A4 한 장에 현상·원인·제안과 내 몫의 잘못을 적어 갔고, 다섯 명의 회의는 그 종이로 금방 정리되었다.</w:t>
+        <w:t>2024년 5월, 3년 2개월 다닌 회사를 나왔다. 화면 뒤의 서버와 데이터베이스가 궁금했다. 2025년 웹 개발 과정에서 서버를 직접 만들었고, 6월에 정보처리기사와 SQLD에 합격했다. 7월부터는 다섯 명이 함께한 오픈소스 개발자대회 '알리온'에서 즐겨찾기·메인 화면 알림·마이페이지를 맡아 9월에 제출했다.</w:t>
       </w:r>
     </w:p>
     <w:p>
@@ -827,7 +827,7 @@
     </w:p>
     <w:p>
       <w:r>
-        <w:t>지금 나는 K-뉴딜 SKT ALEPH 과정에서 네트워크와 보안을 배운다. 9월 첫 주에는 실습 환경 오류로 사흘 동안 수업을 따라가지 못했다. 9월 4일 아침 기록에 이렇게 적었다. "내가 먼저 나서지 않으면 아무 일도 일어나지 않는다." 그날부터 놓친 부분은 바로 물었다.</w:t>
+        <w:t>지금 나는 K-뉴딜 SKT ALEPH 과정에서 네트워크와 보안을 배운다. 9월 첫 주에는 실습 환경 오류로 사흘 동안 수업을 따라가지 못했다. 예전 같으면 혼자 붙들었을 일이다. 9월 4일 아침 기록에 이렇게 적었다. "내가 먼저 나서지 않으면 아무 일도 일어나지 않는다." 그날부터 놓친 부분은 바로 물었다.</w:t>
       </w:r>
     </w:p>
     <w:p>
@@ -837,7 +837,7 @@
     </w:p>
     <w:p>
       <w:r>
-        <w:t>9월에는 4인 팀에서 서버 감시 시스템과 점검 스크립트를 맡았고, 10월 방어전 실습에서는 코드와 브라우저 저장소에 남아 있던 비밀키를 지웠다. 매일 아침과 저녁 남긴 기록에서 '실천했다'의 비율은 앞쪽 절반 68%에서 뒤쪽 절반 81%로 올랐다.</w:t>
+        <w:t>짜증 나는 일이 있는 날에도 8월 24일부터 아침마다 "기분이 태도가 되지 말자"라고 적었고, 9월 7일에는 "시간이 지나면 다시 기분이 회복된다"고 썼다. 9월에는 4인 팀에서 서버 감시 시스템과 점검 스크립트를 맡았고, 10월 방어전 실습에서는 코드와 브라우저 저장소에 남아 있던 비밀키를 지웠다. 매일 남긴 기록에서 '실천했다'의 비율은 앞쪽 절반 68%에서 뒤쪽 절반 81%로 올랐다.</w:t>
       </w:r>
     </w:p>
     <w:p>
@@ -965,7 +965,7 @@
           </w:tcPr>
           <w:p>
             <w:r>
-              <w:t>AI 미래 시나리오 팀 과제(팀장) ([확인])</w:t>
+              <w:t>AI 미래 시나리오 팀 과제(팀장)</w:t>
               <w:br/>
               <w:t>2026.08</w:t>
             </w:r>
@@ -1073,7 +1073,7 @@
           </w:tcPr>
           <w:p>
             <w:r>
-              <w:t>PDS 다이어리 로그인 세션(T07) ([확인])</w:t>
+              <w:t>PDS 다이어리 로그인 세션(T07)</w:t>
               <w:br/>
               <w:t>2026.09</w:t>
             </w:r>
@@ -1127,7 +1127,7 @@
           </w:tcPr>
           <w:p>
             <w:r>
-              <w:t>리눅스 서버 점검 스크립트(4인 팀) ([확인])</w:t>
+              <w:t>리눅스 서버 점검 스크립트(4인 팀)</w:t>
               <w:br/>
               <w:t>2026.09</w:t>
             </w:r>
@@ -1159,7 +1159,7 @@
           </w:tcPr>
           <w:p>
             <w:r>
-              <w:t>감시 시스템과 점검 스크립트를 맡고 화살표(연결 지점)마다 담당자를 적어 막히면 현상·확인한 것·못 한 것을 나눠 공유했다</w:t>
+              <w:t>감시 시스템 구축과 서버 점검 스크립트 작성을 맡았다</w:t>
             </w:r>
           </w:p>
         </w:tc>
@@ -1169,7 +1169,7 @@
           </w:tcPr>
           <w:p>
             <w:r>
-              <w:t>[결과 확인]</w:t>
+              <w:t>진행 중</w:t>
             </w:r>
           </w:p>
         </w:tc>
@@ -1289,7 +1289,7 @@
           </w:tcPr>
           <w:p>
             <w:r>
-              <w:t>방어전(BYTE BACK) ([확인])</w:t>
+              <w:t>방어전(BYTE BACK)</w:t>
               <w:br/>
               <w:t>2026.10</w:t>
             </w:r>
@@ -1343,7 +1343,7 @@
           </w:tcPr>
           <w:p>
             <w:r>
-              <w:t>창작 CTF 문제 제작 ([확인])</w:t>
+              <w:t>창작 CTF 문제 제작</w:t>
               <w:br/>
               <w:t>2026.10</w:t>
             </w:r>
@@ -1385,7 +1385,7 @@
           </w:tcPr>
           <w:p>
             <w:r>
-              <w:t>[결과 확인]</w:t>
+              <w:t>진행 중</w:t>
             </w:r>
           </w:p>
         </w:tc>

--- a/files/임동호_이력서_자기소개서_경력기술서.docx
+++ b/files/임동호_이력서_자기소개서_경력기술서.docx
@@ -869,7 +869,7 @@
           <w:rFonts w:ascii="Malgun Gothic" w:hAnsi="Malgun Gothic" w:eastAsia="맑은 고딕"/>
           <w:color w:val="1F2328"/>
         </w:rPr>
-        <w:t>경력기술서</w:t>
+        <w:t>경력기술서 (과제 수행 기록)</w:t>
       </w:r>
     </w:p>
     <w:p>
